--- a/ru/wisdom-stories/fasting.docx
+++ b/ru/wisdom-stories/fasting.docx
@@ -14,7 +14,7 @@
           <w:bCs/>
           <w:lang/>
         </w:rPr>
-        <w:t>Поститься</w:t>
+        <w:t>Пост</w:t>
       </w:r>
     </w:p>
     <w:p>
@@ -118,7 +118,7 @@
         <w:rPr>
           <w:lang/>
         </w:rPr>
-        <w:t>— Я удерживаю язык от лжи, взгляд — от дурных намерений, руки — от чужого добра. Никого не высмеиваю, не унижаю, не сплетничаю. Избегаю расточительства. Из-за болезни я не могу оставаться без еды, но стараюсь, чтобы мои слова и поступки соответствовали духу этого месяца.</w:t>
+        <w:t>— Я удерживаю язык от лжи, мысли — от дурных намерений, руки — от чужого добра. Никого не высмеиваю, не унижаю, не сплетничаю. Избегаю расточительства. Из-за болезни я не могу оставаться без еды, но стараюсь, чтобы мои слова и поступки соответствовали духу этого месяца.</w:t>
       </w:r>
     </w:p>
     <w:p>
@@ -185,7 +185,7 @@
           <w:bCs/>
           <w:lang/>
         </w:rPr>
-        <w:t>Мораль: Духовная ценность поста не только в терпении голода, но и в работе над своими словами, мыслями и поступками. Прежде чем судить другого, постарайся понять его обстоятельства и взглянуть на собственное поведение.</w:t>
+        <w:t xml:space="preserve">Мораль: Духовная ценность поста не только в терпеливом перенесении голода, но и в работе над своими словами, мыслями и поступками. Прежде чем судить другого, постарайся понять его обстоятельства и взглянуть на собственное поведение.</w:t>
       </w:r>
     </w:p>
     <w:p>
